--- a/Word/01-mapa-funcional.docx
+++ b/Word/01-mapa-funcional.docx
@@ -243,8 +243,8 @@
         <w:tblLook w:firstColumn="1" w:firstRow="1" w:lastColumn="0" w:lastRow="0" w:noHBand="0" w:noVBand="1" w:val="04A0"/>
       </w:tblPr>
       <w:tblGrid>
-        <w:gridCol w:w="882"/>
-        <w:gridCol w:w="8749"/>
+        <w:gridCol w:w="1143"/>
+        <w:gridCol w:w="8488"/>
       </w:tblGrid>
       <w:tr>
         <w:trPr>
@@ -253,7 +253,7 @@
         </w:trPr>
         <w:tc>
           <w:tcPr>
-            <w:tcW w:w="882" w:type="dxa"/>
+            <w:tcW w:w="1143" w:type="dxa"/>
             <w:shd w:val="clear" w:color="auto" w:fill="ECECEC"/>
           </w:tcPr>
           <w:p>
@@ -272,7 +272,7 @@
         </w:tc>
         <w:tc>
           <w:tcPr>
-            <w:tcW w:w="8749" w:type="dxa"/>
+            <w:tcW w:w="8488" w:type="dxa"/>
             <w:shd w:val="clear" w:color="auto" w:fill="ECECEC"/>
           </w:tcPr>
           <w:p>
@@ -293,7 +293,7 @@
       <w:tr>
         <w:tc>
           <w:tcPr>
-            <w:tcW w:w="882" w:type="dxa"/>
+            <w:tcW w:w="1143" w:type="dxa"/>
           </w:tcPr>
           <w:p>
             <w:pPr>
@@ -310,7 +310,7 @@
         </w:tc>
         <w:tc>
           <w:tcPr>
-            <w:tcW w:w="8749" w:type="dxa"/>
+            <w:tcW w:w="8488" w:type="dxa"/>
           </w:tcPr>
           <w:p>
             <w:pPr>
@@ -329,7 +329,7 @@
       <w:tr>
         <w:tc>
           <w:tcPr>
-            <w:tcW w:w="882" w:type="dxa"/>
+            <w:tcW w:w="1143" w:type="dxa"/>
           </w:tcPr>
           <w:p>
             <w:pPr>
@@ -346,7 +346,7 @@
         </w:tc>
         <w:tc>
           <w:tcPr>
-            <w:tcW w:w="8749" w:type="dxa"/>
+            <w:tcW w:w="8488" w:type="dxa"/>
           </w:tcPr>
           <w:p>
             <w:pPr>
@@ -365,7 +365,7 @@
       <w:tr>
         <w:tc>
           <w:tcPr>
-            <w:tcW w:w="882" w:type="dxa"/>
+            <w:tcW w:w="1143" w:type="dxa"/>
           </w:tcPr>
           <w:p>
             <w:pPr>
@@ -382,7 +382,7 @@
         </w:tc>
         <w:tc>
           <w:tcPr>
-            <w:tcW w:w="8749" w:type="dxa"/>
+            <w:tcW w:w="8488" w:type="dxa"/>
           </w:tcPr>
           <w:p>
             <w:pPr>
@@ -458,8 +458,8 @@
         <w:tblLook w:firstColumn="1" w:firstRow="1" w:lastColumn="0" w:lastRow="0" w:noHBand="0" w:noVBand="1" w:val="04A0"/>
       </w:tblPr>
       <w:tblGrid>
-        <w:gridCol w:w="884"/>
-        <w:gridCol w:w="8747"/>
+        <w:gridCol w:w="1143"/>
+        <w:gridCol w:w="8488"/>
       </w:tblGrid>
       <w:tr>
         <w:trPr>
@@ -468,7 +468,7 @@
         </w:trPr>
         <w:tc>
           <w:tcPr>
-            <w:tcW w:w="884" w:type="dxa"/>
+            <w:tcW w:w="1143" w:type="dxa"/>
             <w:shd w:val="clear" w:color="auto" w:fill="ECECEC"/>
           </w:tcPr>
           <w:p>
@@ -487,7 +487,7 @@
         </w:tc>
         <w:tc>
           <w:tcPr>
-            <w:tcW w:w="8747" w:type="dxa"/>
+            <w:tcW w:w="8488" w:type="dxa"/>
             <w:shd w:val="clear" w:color="auto" w:fill="ECECEC"/>
           </w:tcPr>
           <w:p>
@@ -508,7 +508,7 @@
       <w:tr>
         <w:tc>
           <w:tcPr>
-            <w:tcW w:w="884" w:type="dxa"/>
+            <w:tcW w:w="1143" w:type="dxa"/>
           </w:tcPr>
           <w:p>
             <w:pPr>
@@ -525,7 +525,7 @@
         </w:tc>
         <w:tc>
           <w:tcPr>
-            <w:tcW w:w="8747" w:type="dxa"/>
+            <w:tcW w:w="8488" w:type="dxa"/>
           </w:tcPr>
           <w:p>
             <w:pPr>
@@ -544,7 +544,7 @@
       <w:tr>
         <w:tc>
           <w:tcPr>
-            <w:tcW w:w="884" w:type="dxa"/>
+            <w:tcW w:w="1143" w:type="dxa"/>
           </w:tcPr>
           <w:p>
             <w:pPr>
@@ -561,7 +561,7 @@
         </w:tc>
         <w:tc>
           <w:tcPr>
-            <w:tcW w:w="8747" w:type="dxa"/>
+            <w:tcW w:w="8488" w:type="dxa"/>
           </w:tcPr>
           <w:p>
             <w:pPr>
@@ -580,7 +580,7 @@
       <w:tr>
         <w:tc>
           <w:tcPr>
-            <w:tcW w:w="884" w:type="dxa"/>
+            <w:tcW w:w="1143" w:type="dxa"/>
           </w:tcPr>
           <w:p>
             <w:pPr>
@@ -597,7 +597,7 @@
         </w:tc>
         <w:tc>
           <w:tcPr>
-            <w:tcW w:w="8747" w:type="dxa"/>
+            <w:tcW w:w="8488" w:type="dxa"/>
           </w:tcPr>
           <w:p>
             <w:pPr>
@@ -616,7 +616,7 @@
       <w:tr>
         <w:tc>
           <w:tcPr>
-            <w:tcW w:w="884" w:type="dxa"/>
+            <w:tcW w:w="1143" w:type="dxa"/>
           </w:tcPr>
           <w:p>
             <w:pPr>
@@ -633,7 +633,7 @@
         </w:tc>
         <w:tc>
           <w:tcPr>
-            <w:tcW w:w="8747" w:type="dxa"/>
+            <w:tcW w:w="8488" w:type="dxa"/>
           </w:tcPr>
           <w:p>
             <w:pPr>
@@ -702,9 +702,9 @@
         <w:tblLook w:firstColumn="1" w:firstRow="1" w:lastColumn="0" w:lastRow="0" w:noHBand="0" w:noVBand="1" w:val="04A0"/>
       </w:tblPr>
       <w:tblGrid>
-        <w:gridCol w:w="2998"/>
-        <w:gridCol w:w="2423"/>
-        <w:gridCol w:w="4210"/>
+        <w:gridCol w:w="3051"/>
+        <w:gridCol w:w="2625"/>
+        <w:gridCol w:w="3954"/>
       </w:tblGrid>
       <w:tr>
         <w:trPr>
@@ -713,7 +713,7 @@
         </w:trPr>
         <w:tc>
           <w:tcPr>
-            <w:tcW w:w="2998" w:type="dxa"/>
+            <w:tcW w:w="3051" w:type="dxa"/>
             <w:shd w:val="clear" w:color="auto" w:fill="ECECEC"/>
           </w:tcPr>
           <w:p>
@@ -732,7 +732,7 @@
         </w:tc>
         <w:tc>
           <w:tcPr>
-            <w:tcW w:w="2423" w:type="dxa"/>
+            <w:tcW w:w="2625" w:type="dxa"/>
             <w:shd w:val="clear" w:color="auto" w:fill="ECECEC"/>
           </w:tcPr>
           <w:p>
@@ -751,7 +751,7 @@
         </w:tc>
         <w:tc>
           <w:tcPr>
-            <w:tcW w:w="4210" w:type="dxa"/>
+            <w:tcW w:w="3954" w:type="dxa"/>
             <w:shd w:val="clear" w:color="auto" w:fill="ECECEC"/>
           </w:tcPr>
           <w:p>
@@ -772,7 +772,7 @@
       <w:tr>
         <w:tc>
           <w:tcPr>
-            <w:tcW w:w="2998" w:type="dxa"/>
+            <w:tcW w:w="3051" w:type="dxa"/>
           </w:tcPr>
           <w:p>
             <w:pPr>
@@ -789,7 +789,7 @@
         </w:tc>
         <w:tc>
           <w:tcPr>
-            <w:tcW w:w="2423" w:type="dxa"/>
+            <w:tcW w:w="2625" w:type="dxa"/>
           </w:tcPr>
           <w:p>
             <w:pPr>
@@ -806,7 +806,7 @@
         </w:tc>
         <w:tc>
           <w:tcPr>
-            <w:tcW w:w="4210" w:type="dxa"/>
+            <w:tcW w:w="3954" w:type="dxa"/>
           </w:tcPr>
           <w:p>
             <w:pPr>
@@ -825,7 +825,7 @@
       <w:tr>
         <w:tc>
           <w:tcPr>
-            <w:tcW w:w="2998" w:type="dxa"/>
+            <w:tcW w:w="3051" w:type="dxa"/>
           </w:tcPr>
           <w:p>
             <w:pPr>
@@ -842,7 +842,7 @@
         </w:tc>
         <w:tc>
           <w:tcPr>
-            <w:tcW w:w="2423" w:type="dxa"/>
+            <w:tcW w:w="2625" w:type="dxa"/>
           </w:tcPr>
           <w:p>
             <w:pPr>
@@ -859,7 +859,7 @@
         </w:tc>
         <w:tc>
           <w:tcPr>
-            <w:tcW w:w="4210" w:type="dxa"/>
+            <w:tcW w:w="3954" w:type="dxa"/>
           </w:tcPr>
           <w:p>
             <w:pPr>
@@ -878,7 +878,7 @@
       <w:tr>
         <w:tc>
           <w:tcPr>
-            <w:tcW w:w="2998" w:type="dxa"/>
+            <w:tcW w:w="3051" w:type="dxa"/>
           </w:tcPr>
           <w:p>
             <w:pPr>
@@ -895,7 +895,7 @@
         </w:tc>
         <w:tc>
           <w:tcPr>
-            <w:tcW w:w="2423" w:type="dxa"/>
+            <w:tcW w:w="2625" w:type="dxa"/>
           </w:tcPr>
           <w:p>
             <w:pPr>
@@ -912,7 +912,7 @@
         </w:tc>
         <w:tc>
           <w:tcPr>
-            <w:tcW w:w="4210" w:type="dxa"/>
+            <w:tcW w:w="3954" w:type="dxa"/>
           </w:tcPr>
           <w:p>
             <w:pPr>
@@ -931,7 +931,7 @@
       <w:tr>
         <w:tc>
           <w:tcPr>
-            <w:tcW w:w="2998" w:type="dxa"/>
+            <w:tcW w:w="3051" w:type="dxa"/>
           </w:tcPr>
           <w:p>
             <w:pPr>
@@ -948,7 +948,7 @@
         </w:tc>
         <w:tc>
           <w:tcPr>
-            <w:tcW w:w="2423" w:type="dxa"/>
+            <w:tcW w:w="2625" w:type="dxa"/>
           </w:tcPr>
           <w:p>
             <w:pPr>
@@ -965,7 +965,7 @@
         </w:tc>
         <w:tc>
           <w:tcPr>
-            <w:tcW w:w="4210" w:type="dxa"/>
+            <w:tcW w:w="3954" w:type="dxa"/>
           </w:tcPr>
           <w:p>
             <w:pPr>
@@ -984,7 +984,7 @@
       <w:tr>
         <w:tc>
           <w:tcPr>
-            <w:tcW w:w="2998" w:type="dxa"/>
+            <w:tcW w:w="3051" w:type="dxa"/>
           </w:tcPr>
           <w:p>
             <w:pPr>
@@ -1001,7 +1001,7 @@
         </w:tc>
         <w:tc>
           <w:tcPr>
-            <w:tcW w:w="2423" w:type="dxa"/>
+            <w:tcW w:w="2625" w:type="dxa"/>
           </w:tcPr>
           <w:p>
             <w:pPr>
@@ -1018,7 +1018,7 @@
         </w:tc>
         <w:tc>
           <w:tcPr>
-            <w:tcW w:w="4210" w:type="dxa"/>
+            <w:tcW w:w="3954" w:type="dxa"/>
           </w:tcPr>
           <w:p>
             <w:pPr>
@@ -1037,7 +1037,7 @@
       <w:tr>
         <w:tc>
           <w:tcPr>
-            <w:tcW w:w="2998" w:type="dxa"/>
+            <w:tcW w:w="3051" w:type="dxa"/>
           </w:tcPr>
           <w:p>
             <w:pPr>
@@ -1054,7 +1054,7 @@
         </w:tc>
         <w:tc>
           <w:tcPr>
-            <w:tcW w:w="2423" w:type="dxa"/>
+            <w:tcW w:w="2625" w:type="dxa"/>
           </w:tcPr>
           <w:p>
             <w:pPr>
@@ -1071,7 +1071,7 @@
         </w:tc>
         <w:tc>
           <w:tcPr>
-            <w:tcW w:w="4210" w:type="dxa"/>
+            <w:tcW w:w="3954" w:type="dxa"/>
           </w:tcPr>
           <w:p>
             <w:pPr>
@@ -1090,7 +1090,7 @@
       <w:tr>
         <w:tc>
           <w:tcPr>
-            <w:tcW w:w="2998" w:type="dxa"/>
+            <w:tcW w:w="3051" w:type="dxa"/>
           </w:tcPr>
           <w:p>
             <w:pPr>
@@ -1107,7 +1107,7 @@
         </w:tc>
         <w:tc>
           <w:tcPr>
-            <w:tcW w:w="2423" w:type="dxa"/>
+            <w:tcW w:w="2625" w:type="dxa"/>
           </w:tcPr>
           <w:p>
             <w:pPr>
@@ -1124,7 +1124,7 @@
         </w:tc>
         <w:tc>
           <w:tcPr>
-            <w:tcW w:w="4210" w:type="dxa"/>
+            <w:tcW w:w="3954" w:type="dxa"/>
           </w:tcPr>
           <w:p>
             <w:pPr>
@@ -1196,9 +1196,9 @@
         <w:tblLook w:firstColumn="1" w:firstRow="1" w:lastColumn="0" w:lastRow="0" w:noHBand="0" w:noVBand="1" w:val="04A0"/>
       </w:tblPr>
       <w:tblGrid>
-        <w:gridCol w:w="844"/>
-        <w:gridCol w:w="4393"/>
-        <w:gridCol w:w="4393"/>
+        <w:gridCol w:w="966"/>
+        <w:gridCol w:w="4118"/>
+        <w:gridCol w:w="4546"/>
       </w:tblGrid>
       <w:tr>
         <w:trPr>
@@ -1207,7 +1207,7 @@
         </w:trPr>
         <w:tc>
           <w:tcPr>
-            <w:tcW w:w="844" w:type="dxa"/>
+            <w:tcW w:w="966" w:type="dxa"/>
             <w:shd w:val="clear" w:color="auto" w:fill="ECECEC"/>
           </w:tcPr>
           <w:p>
@@ -1226,7 +1226,7 @@
         </w:tc>
         <w:tc>
           <w:tcPr>
-            <w:tcW w:w="4393" w:type="dxa"/>
+            <w:tcW w:w="4118" w:type="dxa"/>
             <w:shd w:val="clear" w:color="auto" w:fill="ECECEC"/>
           </w:tcPr>
           <w:p>
@@ -1245,7 +1245,7 @@
         </w:tc>
         <w:tc>
           <w:tcPr>
-            <w:tcW w:w="4393" w:type="dxa"/>
+            <w:tcW w:w="4546" w:type="dxa"/>
             <w:shd w:val="clear" w:color="auto" w:fill="ECECEC"/>
           </w:tcPr>
           <w:p>
@@ -1266,7 +1266,7 @@
       <w:tr>
         <w:tc>
           <w:tcPr>
-            <w:tcW w:w="844" w:type="dxa"/>
+            <w:tcW w:w="966" w:type="dxa"/>
           </w:tcPr>
           <w:p>
             <w:pPr>
@@ -1283,7 +1283,7 @@
         </w:tc>
         <w:tc>
           <w:tcPr>
-            <w:tcW w:w="4393" w:type="dxa"/>
+            <w:tcW w:w="4118" w:type="dxa"/>
           </w:tcPr>
           <w:p>
             <w:pPr>
@@ -1300,7 +1300,7 @@
         </w:tc>
         <w:tc>
           <w:tcPr>
-            <w:tcW w:w="4393" w:type="dxa"/>
+            <w:tcW w:w="4546" w:type="dxa"/>
           </w:tcPr>
           <w:p>
             <w:pPr>
@@ -1326,7 +1326,7 @@
       <w:tr>
         <w:tc>
           <w:tcPr>
-            <w:tcW w:w="844" w:type="dxa"/>
+            <w:tcW w:w="966" w:type="dxa"/>
           </w:tcPr>
           <w:p>
             <w:pPr>
@@ -1343,7 +1343,7 @@
         </w:tc>
         <w:tc>
           <w:tcPr>
-            <w:tcW w:w="4393" w:type="dxa"/>
+            <w:tcW w:w="4118" w:type="dxa"/>
           </w:tcPr>
           <w:p>
             <w:pPr>
@@ -1360,7 +1360,7 @@
         </w:tc>
         <w:tc>
           <w:tcPr>
-            <w:tcW w:w="4393" w:type="dxa"/>
+            <w:tcW w:w="4546" w:type="dxa"/>
           </w:tcPr>
           <w:p>
             <w:pPr>
@@ -1379,7 +1379,7 @@
       <w:tr>
         <w:tc>
           <w:tcPr>
-            <w:tcW w:w="844" w:type="dxa"/>
+            <w:tcW w:w="966" w:type="dxa"/>
           </w:tcPr>
           <w:p>
             <w:pPr>
@@ -1396,7 +1396,7 @@
         </w:tc>
         <w:tc>
           <w:tcPr>
-            <w:tcW w:w="4393" w:type="dxa"/>
+            <w:tcW w:w="4118" w:type="dxa"/>
           </w:tcPr>
           <w:p>
             <w:pPr>
@@ -1413,7 +1413,7 @@
         </w:tc>
         <w:tc>
           <w:tcPr>
-            <w:tcW w:w="4393" w:type="dxa"/>
+            <w:tcW w:w="4546" w:type="dxa"/>
           </w:tcPr>
           <w:p>
             <w:pPr>
@@ -1432,7 +1432,7 @@
       <w:tr>
         <w:tc>
           <w:tcPr>
-            <w:tcW w:w="844" w:type="dxa"/>
+            <w:tcW w:w="966" w:type="dxa"/>
           </w:tcPr>
           <w:p>
             <w:pPr>
@@ -1449,7 +1449,7 @@
         </w:tc>
         <w:tc>
           <w:tcPr>
-            <w:tcW w:w="4393" w:type="dxa"/>
+            <w:tcW w:w="4118" w:type="dxa"/>
           </w:tcPr>
           <w:p>
             <w:pPr>
@@ -1466,7 +1466,7 @@
         </w:tc>
         <w:tc>
           <w:tcPr>
-            <w:tcW w:w="4393" w:type="dxa"/>
+            <w:tcW w:w="4546" w:type="dxa"/>
           </w:tcPr>
           <w:p>
             <w:pPr>
@@ -1485,7 +1485,7 @@
       <w:tr>
         <w:tc>
           <w:tcPr>
-            <w:tcW w:w="844" w:type="dxa"/>
+            <w:tcW w:w="966" w:type="dxa"/>
           </w:tcPr>
           <w:p>
             <w:pPr>
@@ -1502,7 +1502,7 @@
         </w:tc>
         <w:tc>
           <w:tcPr>
-            <w:tcW w:w="4393" w:type="dxa"/>
+            <w:tcW w:w="4118" w:type="dxa"/>
           </w:tcPr>
           <w:p>
             <w:pPr>
@@ -1519,7 +1519,7 @@
         </w:tc>
         <w:tc>
           <w:tcPr>
-            <w:tcW w:w="4393" w:type="dxa"/>
+            <w:tcW w:w="4546" w:type="dxa"/>
           </w:tcPr>
           <w:p>
             <w:pPr>
@@ -1538,7 +1538,7 @@
       <w:tr>
         <w:tc>
           <w:tcPr>
-            <w:tcW w:w="844" w:type="dxa"/>
+            <w:tcW w:w="966" w:type="dxa"/>
           </w:tcPr>
           <w:p>
             <w:pPr>
@@ -1555,7 +1555,7 @@
         </w:tc>
         <w:tc>
           <w:tcPr>
-            <w:tcW w:w="4393" w:type="dxa"/>
+            <w:tcW w:w="4118" w:type="dxa"/>
           </w:tcPr>
           <w:p>
             <w:pPr>
@@ -1572,7 +1572,7 @@
         </w:tc>
         <w:tc>
           <w:tcPr>
-            <w:tcW w:w="4393" w:type="dxa"/>
+            <w:tcW w:w="4546" w:type="dxa"/>
           </w:tcPr>
           <w:p>
             <w:pPr>
@@ -1591,7 +1591,7 @@
       <w:tr>
         <w:tc>
           <w:tcPr>
-            <w:tcW w:w="844" w:type="dxa"/>
+            <w:tcW w:w="966" w:type="dxa"/>
           </w:tcPr>
           <w:p>
             <w:pPr>
@@ -1608,7 +1608,7 @@
         </w:tc>
         <w:tc>
           <w:tcPr>
-            <w:tcW w:w="4393" w:type="dxa"/>
+            <w:tcW w:w="4118" w:type="dxa"/>
           </w:tcPr>
           <w:p>
             <w:pPr>
@@ -1625,7 +1625,7 @@
         </w:tc>
         <w:tc>
           <w:tcPr>
-            <w:tcW w:w="4393" w:type="dxa"/>
+            <w:tcW w:w="4546" w:type="dxa"/>
           </w:tcPr>
           <w:p>
             <w:pPr>
@@ -1644,7 +1644,7 @@
       <w:tr>
         <w:tc>
           <w:tcPr>
-            <w:tcW w:w="844" w:type="dxa"/>
+            <w:tcW w:w="966" w:type="dxa"/>
           </w:tcPr>
           <w:p>
             <w:pPr>
@@ -1661,7 +1661,7 @@
         </w:tc>
         <w:tc>
           <w:tcPr>
-            <w:tcW w:w="4393" w:type="dxa"/>
+            <w:tcW w:w="4118" w:type="dxa"/>
           </w:tcPr>
           <w:p>
             <w:pPr>
@@ -1678,7 +1678,7 @@
         </w:tc>
         <w:tc>
           <w:tcPr>
-            <w:tcW w:w="4393" w:type="dxa"/>
+            <w:tcW w:w="4546" w:type="dxa"/>
           </w:tcPr>
           <w:p>
             <w:pPr>
@@ -1697,7 +1697,7 @@
       <w:tr>
         <w:tc>
           <w:tcPr>
-            <w:tcW w:w="844" w:type="dxa"/>
+            <w:tcW w:w="966" w:type="dxa"/>
           </w:tcPr>
           <w:p>
             <w:pPr>
@@ -1714,7 +1714,7 @@
         </w:tc>
         <w:tc>
           <w:tcPr>
-            <w:tcW w:w="4393" w:type="dxa"/>
+            <w:tcW w:w="4118" w:type="dxa"/>
           </w:tcPr>
           <w:p>
             <w:pPr>
@@ -1731,7 +1731,7 @@
         </w:tc>
         <w:tc>
           <w:tcPr>
-            <w:tcW w:w="4393" w:type="dxa"/>
+            <w:tcW w:w="4546" w:type="dxa"/>
           </w:tcPr>
           <w:p>
             <w:pPr>
